--- a/_materials/dogovor-pacienta/out/Согласие-на-фото-и-видеосъёмку.docx
+++ b/_materials/dogovor-pacienta/out/Согласие-на-фото-и-видеосъёмку.docx
@@ -714,7 +714,7 @@
     </w:tbl>
     <w:sectPr>
       <w:footerReference w:type="default" r:id="rId9"/>
-      <w:pgSz w:w="12240" w:h="15840"/>
+      <w:pgSz w:w="11906" w:h="16838"/>
       <w:pgMar w:top="1020" w:right="850" w:bottom="907" w:left="1134" w:header="720" w:footer="720" w:gutter="0"/>
       <w:cols w:space="720"/>
       <w:docGrid w:linePitch="360"/>

--- a/_materials/dogovor-pacienta/out/Согласие-на-фото-и-видеосъёмку.docx
+++ b/_materials/dogovor-pacienta/out/Согласие-на-фото-и-видеосъёмку.docx
@@ -95,7 +95,23 @@
           <w:i/>
           <w:sz w:val="18"/>
         </w:rPr>
-        <w:t>Согласие оформляется отдельным документом. Основание — ст. 152.1 Гражданского кодекса РФ (обнародование и использование изображения гражданина допускается только с его согласия) и ч. 1 ст. 9 Федерального закона № 152-ФЗ. Отказ от подписания не влияет на оказание медицинских услуг: съёмка, необходимая для диагностики и контроля лечения, ведётся независимо от настоящего согласия и хранится в медицинской документации.</w:t>
+        <w:t>Согласие оформляется ОТДЕЛЬНЫМ документом и не может быть объединено с другими согласиями: публикация изображения — это распространение персональных данных (ч. 1 ст. 10.1 Федерального закона № 152-ФЗ), состав такого согласия определён приказом Роскомнадзора от 24.02.2021 № 18. Второе основание — ст. 152.1 Гражданского кодекса РФ. Отказ от подписания не влияет на оказание медицинских услуг: съёмка для диагностики и контроля лечения ведётся независимо от настоящего согласия и хранится в медицинской документации.</w:t>
+      </w:r>
+    </w:p>
+    <w:p>
+      <w:pPr>
+        <w:keepNext w:val="0"/>
+        <w:spacing w:after="100"/>
+        <w:jc w:val="both"/>
+      </w:pPr>
+      <w:r>
+        <w:rPr>
+          <w:rFonts w:ascii="Times New Roman" w:hAnsi="Times New Roman" w:eastAsia="Times New Roman"/>
+          <w:b w:val="0"/>
+          <w:i w:val="0"/>
+          <w:sz w:val="19"/>
+        </w:rPr>
+        <w:t>Оператор, получающий согласие: Общество с ограниченной ответственностью «АНГЕЛ-ДЕНТ», ИНН 5012077543, ОГРН 1135012000936, адрес: 143968, Московская область, г. Реутов, ул. Победы, д. 22, помещение V; место осуществления деятельности — стоматология «Ангел-Дент», 143968, Московская область, г. Реутов, ул. Победы, д. 22.</w:t>
       </w:r>
     </w:p>
     <w:tbl>
@@ -167,7 +183,7 @@
       </w:tr>
       <w:tr>
         <w:trPr>
-          <w:trHeight w:val="329"/>
+          <w:trHeight w:val="283"/>
         </w:trPr>
         <w:tc>
           <w:tcPr>
@@ -214,7 +230,101 @@
       </w:tr>
       <w:tr>
         <w:trPr>
-          <w:trHeight w:val="482"/>
+          <w:trHeight w:val="283"/>
+        </w:trPr>
+        <w:tc>
+          <w:tcPr>
+            <w:tcW w:type="dxa" w:w="2948"/>
+            <w:vAlign w:val="center"/>
+          </w:tcPr>
+          <w:p>
+            <w:pPr>
+              <w:spacing w:after="0"/>
+            </w:pPr>
+            <w:r/>
+            <w:r>
+              <w:rPr>
+                <w:rFonts w:ascii="Times New Roman" w:hAnsi="Times New Roman" w:eastAsia="Times New Roman"/>
+                <w:b w:val="0"/>
+                <w:i w:val="0"/>
+                <w:color w:val="595959"/>
+                <w:sz w:val="18"/>
+              </w:rPr>
+              <w:t>Контактный телефон</w:t>
+            </w:r>
+          </w:p>
+        </w:tc>
+        <w:tc>
+          <w:tcPr>
+            <w:tcW w:type="dxa" w:w="6690"/>
+            <w:vAlign w:val="center"/>
+          </w:tcPr>
+          <w:p>
+            <w:pPr>
+              <w:spacing w:after="0"/>
+            </w:pPr>
+            <w:r/>
+            <w:r>
+              <w:rPr>
+                <w:rFonts w:ascii="Times New Roman" w:hAnsi="Times New Roman" w:eastAsia="Times New Roman"/>
+                <w:b w:val="0"/>
+                <w:i w:val="0"/>
+                <w:sz w:val="21"/>
+              </w:rPr>
+            </w:r>
+          </w:p>
+        </w:tc>
+      </w:tr>
+      <w:tr>
+        <w:trPr>
+          <w:trHeight w:val="283"/>
+        </w:trPr>
+        <w:tc>
+          <w:tcPr>
+            <w:tcW w:type="dxa" w:w="2948"/>
+            <w:vAlign w:val="center"/>
+          </w:tcPr>
+          <w:p>
+            <w:pPr>
+              <w:spacing w:after="0"/>
+            </w:pPr>
+            <w:r/>
+            <w:r>
+              <w:rPr>
+                <w:rFonts w:ascii="Times New Roman" w:hAnsi="Times New Roman" w:eastAsia="Times New Roman"/>
+                <w:b w:val="0"/>
+                <w:i w:val="0"/>
+                <w:color w:val="595959"/>
+                <w:sz w:val="18"/>
+              </w:rPr>
+              <w:t>Адрес электронной почты (или почтовый адрес)</w:t>
+            </w:r>
+          </w:p>
+        </w:tc>
+        <w:tc>
+          <w:tcPr>
+            <w:tcW w:type="dxa" w:w="6690"/>
+            <w:vAlign w:val="center"/>
+          </w:tcPr>
+          <w:p>
+            <w:pPr>
+              <w:spacing w:after="0"/>
+            </w:pPr>
+            <w:r/>
+            <w:r>
+              <w:rPr>
+                <w:rFonts w:ascii="Times New Roman" w:hAnsi="Times New Roman" w:eastAsia="Times New Roman"/>
+                <w:b w:val="0"/>
+                <w:i w:val="0"/>
+                <w:sz w:val="21"/>
+              </w:rPr>
+            </w:r>
+          </w:p>
+        </w:tc>
+      </w:tr>
+      <w:tr>
+        <w:trPr>
+          <w:trHeight w:val="624"/>
         </w:trPr>
         <w:tc>
           <w:tcPr>
@@ -263,7 +373,7 @@
     <w:p>
       <w:pPr>
         <w:keepNext w:val="0"/>
-        <w:spacing w:after="120"/>
+        <w:spacing w:after="100"/>
         <w:jc w:val="both"/>
       </w:pPr>
       <w:r>
@@ -278,7 +388,7 @@
     <w:p>
       <w:pPr>
         <w:keepNext w:val="0"/>
-        <w:spacing w:after="80"/>
+        <w:spacing w:after="60"/>
         <w:jc w:val="both"/>
       </w:pPr>
       <w:r>
@@ -294,7 +404,7 @@
     <w:p>
       <w:pPr>
         <w:keepNext w:val="0"/>
-        <w:spacing w:after="80"/>
+        <w:spacing w:after="60"/>
         <w:jc w:val="both"/>
       </w:pPr>
       <w:r>
@@ -506,7 +616,7 @@
     <w:p>
       <w:pPr>
         <w:keepNext w:val="0"/>
-        <w:spacing w:after="100"/>
+        <w:spacing w:after="80"/>
         <w:jc w:val="both"/>
       </w:pPr>
       <w:r>
@@ -531,7 +641,198 @@
           <w:i w:val="0"/>
           <w:sz w:val="22"/>
         </w:rPr>
-        <w:t>Условия использования</w:t>
+        <w:t>Цель, состав данных и ресурсы (приказ Роскомнадзора № 18)</w:t>
+      </w:r>
+    </w:p>
+    <w:p>
+      <w:pPr>
+        <w:keepNext w:val="0"/>
+        <w:spacing w:after="60"/>
+        <w:jc w:val="both"/>
+      </w:pPr>
+      <w:r>
+        <w:rPr>
+          <w:rFonts w:ascii="Times New Roman" w:hAnsi="Times New Roman" w:eastAsia="Times New Roman"/>
+          <w:b w:val="0"/>
+          <w:i w:val="0"/>
+          <w:sz w:val="21"/>
+        </w:rPr>
+        <w:t>Цель распространения: информирование о работе клиники и о результатах лечения, продвижение собственных услуг Оператора.</w:t>
+      </w:r>
+    </w:p>
+    <w:p>
+      <w:pPr>
+        <w:keepNext w:val="0"/>
+        <w:spacing w:after="60"/>
+        <w:jc w:val="both"/>
+      </w:pPr>
+      <w:r>
+        <w:rPr>
+          <w:rFonts w:ascii="Times New Roman" w:hAnsi="Times New Roman" w:eastAsia="Times New Roman"/>
+          <w:b w:val="0"/>
+          <w:i w:val="0"/>
+          <w:sz w:val="21"/>
+        </w:rPr>
+        <w:t>Категории и перечень персональных данных, разрешённых для распространения: изображение гражданина — фотографии полости рта и зубных рядов, фотографии лица (портрет, улыбка, снимки «до и после»), видеозапись с участием Пациента. Иные данные для распространения не разрешаются: фамилия, имя, отчество, возраст, диагноз, вид и стоимость лечения, контактные данные не публикуются.</w:t>
+      </w:r>
+    </w:p>
+    <w:p>
+      <w:pPr>
+        <w:keepNext w:val="0"/>
+        <w:spacing w:after="80"/>
+        <w:jc w:val="both"/>
+      </w:pPr>
+      <w:r>
+        <w:rPr>
+          <w:rFonts w:ascii="Times New Roman" w:hAnsi="Times New Roman" w:eastAsia="Times New Roman"/>
+          <w:b w:val="0"/>
+          <w:i w:val="0"/>
+          <w:sz w:val="21"/>
+        </w:rPr>
+        <w:t>Информационные ресурсы Оператора, посредством которых будет предоставляться доступ к изображению: сайт angel-denta.ru; официальные страницы и каналы Оператора в социальных сетях и мессенджерах; карточки организации в справочных сервисах и на картах (Яндекс.Бизнес, 2ГИС и аналогичные); печатные и рекламные материалы клиники.</w:t>
+      </w:r>
+    </w:p>
+    <w:p>
+      <w:pPr>
+        <w:keepNext/>
+        <w:spacing w:after="60"/>
+        <w:jc w:val="left"/>
+      </w:pPr>
+      <w:r>
+        <w:rPr>
+          <w:rFonts w:ascii="Times New Roman" w:hAnsi="Times New Roman" w:eastAsia="Times New Roman"/>
+          <w:b/>
+          <w:i w:val="0"/>
+          <w:sz w:val="22"/>
+        </w:rPr>
+        <w:t>Условия и запреты, установленные Пациентом</w:t>
+      </w:r>
+    </w:p>
+    <w:p>
+      <w:pPr>
+        <w:spacing w:after="40"/>
+        <w:ind w:left="454" w:hanging="227"/>
+      </w:pPr>
+      <w:r>
+        <w:rPr>
+          <w:rFonts w:ascii="Times New Roman" w:hAnsi="Times New Roman" w:eastAsia="Times New Roman"/>
+          <w:b w:val="0"/>
+          <w:i w:val="0"/>
+          <w:sz w:val="20"/>
+        </w:rPr>
+        <w:t xml:space="preserve">— </w:t>
+      </w:r>
+      <w:r>
+        <w:rPr>
+          <w:rFonts w:ascii="Times New Roman" w:hAnsi="Times New Roman" w:eastAsia="Times New Roman"/>
+          <w:b w:val="0"/>
+          <w:i w:val="0"/>
+          <w:sz w:val="20"/>
+        </w:rPr>
+        <w:t>Запрещается передача изображений третьим лицам, кроме лиц, привлекаемых Оператором к изготовлению и размещению материалов (дизайнер, подрядчик по рекламе, площадка размещения), и кроме случаев, предусмотренных законом.</w:t>
+      </w:r>
+    </w:p>
+    <w:p>
+      <w:pPr>
+        <w:spacing w:after="40"/>
+        <w:ind w:left="454" w:hanging="227"/>
+      </w:pPr>
+      <w:r>
+        <w:rPr>
+          <w:rFonts w:ascii="Times New Roman" w:hAnsi="Times New Roman" w:eastAsia="Times New Roman"/>
+          <w:b w:val="0"/>
+          <w:i w:val="0"/>
+          <w:sz w:val="20"/>
+        </w:rPr>
+        <w:t xml:space="preserve">— </w:t>
+      </w:r>
+      <w:r>
+        <w:rPr>
+          <w:rFonts w:ascii="Times New Roman" w:hAnsi="Times New Roman" w:eastAsia="Times New Roman"/>
+          <w:b w:val="0"/>
+          <w:i w:val="0"/>
+          <w:sz w:val="20"/>
+        </w:rPr>
+        <w:t>Запрещается обработка изображений в целях, не указанных выше, в том числе их продажа, передача в фотобанки и использование другими организациями.</w:t>
+      </w:r>
+    </w:p>
+    <w:p>
+      <w:pPr>
+        <w:spacing w:after="40"/>
+        <w:ind w:left="454" w:hanging="227"/>
+      </w:pPr>
+      <w:r>
+        <w:rPr>
+          <w:rFonts w:ascii="Times New Roman" w:hAnsi="Times New Roman" w:eastAsia="Times New Roman"/>
+          <w:b w:val="0"/>
+          <w:i w:val="0"/>
+          <w:sz w:val="20"/>
+        </w:rPr>
+        <w:t xml:space="preserve">— </w:t>
+      </w:r>
+      <w:r>
+        <w:rPr>
+          <w:rFonts w:ascii="Times New Roman" w:hAnsi="Times New Roman" w:eastAsia="Times New Roman"/>
+          <w:b w:val="0"/>
+          <w:i w:val="0"/>
+          <w:sz w:val="20"/>
+        </w:rPr>
+        <w:t>Запрещается сопровождать изображение сведениями, составляющими врачебную тайну, если это прямо не согласовано отдельно и письменно.</w:t>
+      </w:r>
+    </w:p>
+    <w:p>
+      <w:pPr>
+        <w:spacing w:after="40"/>
+        <w:ind w:left="454" w:hanging="227"/>
+      </w:pPr>
+      <w:r>
+        <w:rPr>
+          <w:rFonts w:ascii="Times New Roman" w:hAnsi="Times New Roman" w:eastAsia="Times New Roman"/>
+          <w:b w:val="0"/>
+          <w:i w:val="0"/>
+          <w:sz w:val="20"/>
+        </w:rPr>
+        <w:t xml:space="preserve">— </w:t>
+      </w:r>
+      <w:r>
+        <w:rPr>
+          <w:rFonts w:ascii="Times New Roman" w:hAnsi="Times New Roman" w:eastAsia="Times New Roman"/>
+          <w:b w:val="0"/>
+          <w:i w:val="0"/>
+          <w:sz w:val="20"/>
+        </w:rPr>
+        <w:t>Дополнительные условия и запреты Пациента (заполняется по желанию): _______________________________________________________________________.</w:t>
+      </w:r>
+    </w:p>
+    <w:p>
+      <w:pPr>
+        <w:keepNext w:val="0"/>
+        <w:spacing w:after="80"/>
+        <w:jc w:val="both"/>
+      </w:pPr>
+      <w:r>
+        <w:rPr>
+          <w:rFonts w:ascii="Times New Roman" w:hAnsi="Times New Roman" w:eastAsia="Times New Roman"/>
+          <w:b w:val="0"/>
+          <w:i w:val="0"/>
+          <w:sz w:val="21"/>
+        </w:rPr>
+      </w:r>
+    </w:p>
+    <w:p>
+      <w:pPr>
+        <w:keepNext/>
+        <w:spacing w:after="60"/>
+        <w:jc w:val="left"/>
+      </w:pPr>
+      <w:r>
+        <w:rPr>
+          <w:rFonts w:ascii="Times New Roman" w:hAnsi="Times New Roman" w:eastAsia="Times New Roman"/>
+          <w:b/>
+          <w:i w:val="0"/>
+          <w:sz w:val="22"/>
+        </w:rPr>
+        <w:t>Условия использования и срок</w:t>
       </w:r>
     </w:p>
     <w:p>
@@ -1171,7 +1472,7 @@
     <w:qFormat/>
     <w:rsid w:val="00FC693F"/>
     <w:pPr>
-      <w:spacing w:after="60" w:line="264" w:lineRule="auto"/>
+      <w:spacing w:after="40" w:line="247" w:lineRule="auto"/>
     </w:pPr>
     <w:rPr>
       <w:rFonts w:ascii="Times New Roman" w:hAnsi="Times New Roman" w:eastAsia="Times New Roman"/>
